--- a/templates_surat/active/dispensasi_murid.docx
+++ b/templates_surat/active/dispensasi_murid.docx
@@ -148,7 +148,7 @@
     </w:p>
     <w:tbl>
       <w:tblPr>
-        <w:tblW w:type="dxa" w:w="8371"/>
+        <w:tblW w:type="dxa" w:w="9071"/>
         <w:jc w:val="left"/>
         <w:tblLayout w:type="fixed"/>
         <w:tblLook w:firstColumn="1" w:firstRow="1" w:lastColumn="0" w:lastRow="0" w:noHBand="0" w:noVBand="1" w:val="04A0"/>
@@ -163,26 +163,29 @@
         </w:tblBorders>
       </w:tblPr>
       <w:tblGrid>
-        <w:gridCol w:w="700"/>
-        <w:gridCol w:w="3300"/>
-        <w:gridCol w:w="3100"/>
-        <w:gridCol w:w="1271"/>
+        <w:gridCol w:w="650"/>
+        <w:gridCol w:w="3700"/>
+        <w:gridCol w:w="2721"/>
+        <w:gridCol w:w="2000"/>
       </w:tblGrid>
       <w:tr>
-        <w:tc>
-          <w:tcPr>
-            <w:tcW w:type="dxa" w:w="700"/>
-            <w:vAlign w:val="center"/>
-            <w:tcMar>
-              <w:top w:w="80" w:type="dxa"/>
-              <w:left w:w="100" w:type="dxa"/>
-              <w:bottom w:w="80" w:type="dxa"/>
-              <w:right w:w="100" w:type="dxa"/>
-            </w:tcMar>
-          </w:tcPr>
-          <w:p>
-            <w:pPr>
-              <w:spacing w:before="0" w:after="0"/>
+        <w:trPr>
+          <w:tblHeader w:val="true"/>
+        </w:trPr>
+        <w:tc>
+          <w:tcPr>
+            <w:tcW w:type="dxa" w:w="650"/>
+            <w:vAlign w:val="center"/>
+            <w:tcMar>
+              <w:top w:w="80" w:type="dxa"/>
+              <w:left w:w="100" w:type="dxa"/>
+              <w:bottom w:w="80" w:type="dxa"/>
+              <w:right w:w="100" w:type="dxa"/>
+            </w:tcMar>
+          </w:tcPr>
+          <w:p>
+            <w:pPr>
+              <w:spacing w:before="0" w:after="0" w:line="252" w:lineRule="auto"/>
               <w:jc w:val="center"/>
             </w:pPr>
             <w:r>
@@ -198,18 +201,18 @@
         </w:tc>
         <w:tc>
           <w:tcPr>
-            <w:tcW w:type="dxa" w:w="3300"/>
-            <w:vAlign w:val="center"/>
-            <w:tcMar>
-              <w:top w:w="80" w:type="dxa"/>
-              <w:left w:w="100" w:type="dxa"/>
-              <w:bottom w:w="80" w:type="dxa"/>
-              <w:right w:w="100" w:type="dxa"/>
-            </w:tcMar>
-          </w:tcPr>
-          <w:p>
-            <w:pPr>
-              <w:spacing w:before="0" w:after="0"/>
+            <w:tcW w:type="dxa" w:w="3700"/>
+            <w:vAlign w:val="center"/>
+            <w:tcMar>
+              <w:top w:w="80" w:type="dxa"/>
+              <w:left w:w="100" w:type="dxa"/>
+              <w:bottom w:w="80" w:type="dxa"/>
+              <w:right w:w="100" w:type="dxa"/>
+            </w:tcMar>
+          </w:tcPr>
+          <w:p>
+            <w:pPr>
+              <w:spacing w:before="0" w:after="0" w:line="252" w:lineRule="auto"/>
               <w:jc w:val="center"/>
             </w:pPr>
             <w:r>
@@ -225,18 +228,18 @@
         </w:tc>
         <w:tc>
           <w:tcPr>
-            <w:tcW w:type="dxa" w:w="3100"/>
-            <w:vAlign w:val="center"/>
-            <w:tcMar>
-              <w:top w:w="80" w:type="dxa"/>
-              <w:left w:w="100" w:type="dxa"/>
-              <w:bottom w:w="80" w:type="dxa"/>
-              <w:right w:w="100" w:type="dxa"/>
-            </w:tcMar>
-          </w:tcPr>
-          <w:p>
-            <w:pPr>
-              <w:spacing w:before="0" w:after="0"/>
+            <w:tcW w:type="dxa" w:w="2721"/>
+            <w:vAlign w:val="center"/>
+            <w:tcMar>
+              <w:top w:w="80" w:type="dxa"/>
+              <w:left w:w="100" w:type="dxa"/>
+              <w:bottom w:w="80" w:type="dxa"/>
+              <w:right w:w="100" w:type="dxa"/>
+            </w:tcMar>
+          </w:tcPr>
+          <w:p>
+            <w:pPr>
+              <w:spacing w:before="0" w:after="0" w:line="252" w:lineRule="auto"/>
               <w:jc w:val="center"/>
             </w:pPr>
             <w:r>
@@ -252,18 +255,18 @@
         </w:tc>
         <w:tc>
           <w:tcPr>
-            <w:tcW w:type="dxa" w:w="1271"/>
-            <w:vAlign w:val="center"/>
-            <w:tcMar>
-              <w:top w:w="80" w:type="dxa"/>
-              <w:left w:w="100" w:type="dxa"/>
-              <w:bottom w:w="80" w:type="dxa"/>
-              <w:right w:w="100" w:type="dxa"/>
-            </w:tcMar>
-          </w:tcPr>
-          <w:p>
-            <w:pPr>
-              <w:spacing w:before="0" w:after="0"/>
+            <w:tcW w:type="dxa" w:w="2000"/>
+            <w:vAlign w:val="center"/>
+            <w:tcMar>
+              <w:top w:w="80" w:type="dxa"/>
+              <w:left w:w="100" w:type="dxa"/>
+              <w:bottom w:w="80" w:type="dxa"/>
+              <w:right w:w="100" w:type="dxa"/>
+            </w:tcMar>
+          </w:tcPr>
+          <w:p>
+            <w:pPr>
+              <w:spacing w:before="0" w:after="0" w:line="252" w:lineRule="auto"/>
               <w:jc w:val="center"/>
             </w:pPr>
             <w:r>
@@ -281,125 +284,113 @@
       <w:tr>
         <w:tc>
           <w:tcPr>
-            <w:tcW w:type="dxa" w:w="700"/>
-            <w:vAlign w:val="center"/>
-            <w:tcMar>
-              <w:top w:w="80" w:type="dxa"/>
-              <w:left w:w="100" w:type="dxa"/>
-              <w:bottom w:w="80" w:type="dxa"/>
-              <w:right w:w="100" w:type="dxa"/>
-            </w:tcMar>
-          </w:tcPr>
-          <w:p>
-            <w:pPr>
-              <w:spacing w:before="0" w:after="0"/>
-              <w:jc w:val="center"/>
-            </w:pPr>
-            <w:r>
-              <w:rPr>
-                <w:rFonts w:ascii="Times New Roman" w:hAnsi="Times New Roman" w:eastAsia="Times New Roman" w:cs="Times New Roman"/>
-                <w:b w:val="0"/>
-                <w:sz w:val="24"/>
-                <w:szCs w:val="24"/>
-              </w:rPr>
-              <w:t>{%tr for student in students %}</w:t>
-            </w:r>
-          </w:p>
-        </w:tc>
-        <w:tc>
-          <w:tcPr>
-            <w:tcW w:type="dxa" w:w="3300"/>
-            <w:vAlign w:val="center"/>
-            <w:tcMar>
-              <w:top w:w="80" w:type="dxa"/>
-              <w:left w:w="100" w:type="dxa"/>
-              <w:bottom w:w="80" w:type="dxa"/>
-              <w:right w:w="100" w:type="dxa"/>
-            </w:tcMar>
-          </w:tcPr>
-          <w:p>
-            <w:pPr>
-              <w:spacing w:before="0" w:after="0"/>
-              <w:jc w:val="center"/>
-            </w:pPr>
-            <w:r>
-              <w:rPr>
-                <w:rFonts w:ascii="Times New Roman" w:hAnsi="Times New Roman" w:eastAsia="Times New Roman" w:cs="Times New Roman"/>
-                <w:b w:val="0"/>
-                <w:sz w:val="24"/>
-                <w:szCs w:val="24"/>
-              </w:rPr>
-            </w:r>
-          </w:p>
-        </w:tc>
-        <w:tc>
-          <w:tcPr>
-            <w:tcW w:type="dxa" w:w="3100"/>
-            <w:vAlign w:val="center"/>
-            <w:tcMar>
-              <w:top w:w="80" w:type="dxa"/>
-              <w:left w:w="100" w:type="dxa"/>
-              <w:bottom w:w="80" w:type="dxa"/>
-              <w:right w:w="100" w:type="dxa"/>
-            </w:tcMar>
-          </w:tcPr>
-          <w:p>
-            <w:pPr>
-              <w:spacing w:before="0" w:after="0"/>
-              <w:jc w:val="center"/>
-            </w:pPr>
-            <w:r>
-              <w:rPr>
-                <w:rFonts w:ascii="Times New Roman" w:hAnsi="Times New Roman" w:eastAsia="Times New Roman" w:cs="Times New Roman"/>
-                <w:b w:val="0"/>
-                <w:sz w:val="24"/>
-                <w:szCs w:val="24"/>
-              </w:rPr>
-            </w:r>
-          </w:p>
-        </w:tc>
-        <w:tc>
-          <w:tcPr>
-            <w:tcW w:type="dxa" w:w="1271"/>
-            <w:vAlign w:val="center"/>
-            <w:tcMar>
-              <w:top w:w="80" w:type="dxa"/>
-              <w:left w:w="100" w:type="dxa"/>
-              <w:bottom w:w="80" w:type="dxa"/>
-              <w:right w:w="100" w:type="dxa"/>
-            </w:tcMar>
-          </w:tcPr>
-          <w:p>
-            <w:pPr>
-              <w:spacing w:before="0" w:after="0"/>
-              <w:jc w:val="center"/>
-            </w:pPr>
-            <w:r>
-              <w:rPr>
-                <w:rFonts w:ascii="Times New Roman" w:hAnsi="Times New Roman" w:eastAsia="Times New Roman" w:cs="Times New Roman"/>
-                <w:b w:val="0"/>
-                <w:sz w:val="24"/>
-                <w:szCs w:val="24"/>
-              </w:rPr>
-            </w:r>
-          </w:p>
+            <w:tcW w:type="dxa" w:w="650"/>
+            <w:vAlign w:val="center"/>
+            <w:tcMar>
+              <w:top w:w="80" w:type="dxa"/>
+              <w:left w:w="100" w:type="dxa"/>
+              <w:bottom w:w="80" w:type="dxa"/>
+              <w:right w:w="100" w:type="dxa"/>
+            </w:tcMar>
+          </w:tcPr>
+          <w:p>
+            <w:pPr>
+              <w:spacing w:before="0" w:after="0" w:line="252" w:lineRule="auto"/>
+              <w:jc w:val="left"/>
+            </w:pPr>
+            <w:r>
+              <w:rPr>
+                <w:rFonts w:ascii="Times New Roman" w:hAnsi="Times New Roman" w:eastAsia="Times New Roman" w:cs="Times New Roman"/>
+                <w:b w:val="0"/>
+                <w:sz w:val="24"/>
+                <w:szCs w:val="24"/>
+              </w:rPr>
+              <w:t>{%tr for person in people %}</w:t>
+            </w:r>
+          </w:p>
+        </w:tc>
+        <w:tc>
+          <w:tcPr>
+            <w:tcW w:type="dxa" w:w="3700"/>
+            <w:vAlign w:val="center"/>
+            <w:tcMar>
+              <w:top w:w="80" w:type="dxa"/>
+              <w:left w:w="100" w:type="dxa"/>
+              <w:bottom w:w="80" w:type="dxa"/>
+              <w:right w:w="100" w:type="dxa"/>
+            </w:tcMar>
+          </w:tcPr>
+          <w:p/>
+        </w:tc>
+        <w:tc>
+          <w:tcPr>
+            <w:tcW w:type="dxa" w:w="2721"/>
+            <w:vAlign w:val="center"/>
+            <w:tcMar>
+              <w:top w:w="80" w:type="dxa"/>
+              <w:left w:w="100" w:type="dxa"/>
+              <w:bottom w:w="80" w:type="dxa"/>
+              <w:right w:w="100" w:type="dxa"/>
+            </w:tcMar>
+          </w:tcPr>
+          <w:p/>
+        </w:tc>
+        <w:tc>
+          <w:tcPr>
+            <w:tcW w:type="dxa" w:w="2000"/>
+            <w:vAlign w:val="center"/>
+            <w:tcMar>
+              <w:top w:w="80" w:type="dxa"/>
+              <w:left w:w="100" w:type="dxa"/>
+              <w:bottom w:w="80" w:type="dxa"/>
+              <w:right w:w="100" w:type="dxa"/>
+            </w:tcMar>
+          </w:tcPr>
+          <w:p/>
         </w:tc>
       </w:tr>
       <w:tr>
         <w:tc>
           <w:tcPr>
-            <w:tcW w:type="dxa" w:w="700"/>
-            <w:vAlign w:val="center"/>
-            <w:tcMar>
-              <w:top w:w="80" w:type="dxa"/>
-              <w:left w:w="100" w:type="dxa"/>
-              <w:bottom w:w="80" w:type="dxa"/>
-              <w:right w:w="100" w:type="dxa"/>
-            </w:tcMar>
-          </w:tcPr>
-          <w:p>
-            <w:pPr>
-              <w:spacing w:before="0" w:after="0"/>
+            <w:tcW w:type="dxa" w:w="650"/>
+            <w:vAlign w:val="center"/>
+            <w:tcMar>
+              <w:top w:w="80" w:type="dxa"/>
+              <w:left w:w="100" w:type="dxa"/>
+              <w:bottom w:w="80" w:type="dxa"/>
+              <w:right w:w="100" w:type="dxa"/>
+            </w:tcMar>
+          </w:tcPr>
+          <w:p>
+            <w:pPr>
+              <w:spacing w:before="0" w:after="0" w:line="252" w:lineRule="auto"/>
+              <w:jc w:val="center"/>
+            </w:pPr>
+            <w:r>
+              <w:rPr>
+                <w:rFonts w:ascii="Times New Roman" w:hAnsi="Times New Roman" w:eastAsia="Times New Roman" w:cs="Times New Roman"/>
+                <w:b w:val="0"/>
+                <w:sz w:val="24"/>
+                <w:szCs w:val="24"/>
+              </w:rPr>
+              <w:t>{{ loop.index }}</w:t>
+            </w:r>
+          </w:p>
+        </w:tc>
+        <w:tc>
+          <w:tcPr>
+            <w:tcW w:type="dxa" w:w="3700"/>
+            <w:vAlign w:val="center"/>
+            <w:tcMar>
+              <w:top w:w="80" w:type="dxa"/>
+              <w:left w:w="100" w:type="dxa"/>
+              <w:bottom w:w="80" w:type="dxa"/>
+              <w:right w:w="100" w:type="dxa"/>
+            </w:tcMar>
+          </w:tcPr>
+          <w:p>
+            <w:pPr>
+              <w:spacing w:before="0" w:after="0" w:line="252" w:lineRule="auto"/>
               <w:jc w:val="left"/>
             </w:pPr>
             <w:r>
@@ -409,24 +400,24 @@
                 <w:sz w:val="24"/>
                 <w:szCs w:val="24"/>
               </w:rPr>
-              <w:t>{{ loop.index }}</w:t>
-            </w:r>
-          </w:p>
-        </w:tc>
-        <w:tc>
-          <w:tcPr>
-            <w:tcW w:type="dxa" w:w="3300"/>
-            <w:vAlign w:val="center"/>
-            <w:tcMar>
-              <w:top w:w="80" w:type="dxa"/>
-              <w:left w:w="100" w:type="dxa"/>
-              <w:bottom w:w="80" w:type="dxa"/>
-              <w:right w:w="100" w:type="dxa"/>
-            </w:tcMar>
-          </w:tcPr>
-          <w:p>
-            <w:pPr>
-              <w:spacing w:before="0" w:after="0"/>
+              <w:t>{{ person.nama }}</w:t>
+            </w:r>
+          </w:p>
+        </w:tc>
+        <w:tc>
+          <w:tcPr>
+            <w:tcW w:type="dxa" w:w="2721"/>
+            <w:vAlign w:val="center"/>
+            <w:tcMar>
+              <w:top w:w="80" w:type="dxa"/>
+              <w:left w:w="100" w:type="dxa"/>
+              <w:bottom w:w="80" w:type="dxa"/>
+              <w:right w:w="100" w:type="dxa"/>
+            </w:tcMar>
+          </w:tcPr>
+          <w:p>
+            <w:pPr>
+              <w:spacing w:before="0" w:after="0" w:line="252" w:lineRule="auto"/>
               <w:jc w:val="left"/>
             </w:pPr>
             <w:r>
@@ -436,24 +427,24 @@
                 <w:sz w:val="24"/>
                 <w:szCs w:val="24"/>
               </w:rPr>
-              <w:t>{{ student.nama }}</w:t>
-            </w:r>
-          </w:p>
-        </w:tc>
-        <w:tc>
-          <w:tcPr>
-            <w:tcW w:type="dxa" w:w="3100"/>
-            <w:vAlign w:val="center"/>
-            <w:tcMar>
-              <w:top w:w="80" w:type="dxa"/>
-              <w:left w:w="100" w:type="dxa"/>
-              <w:bottom w:w="80" w:type="dxa"/>
-              <w:right w:w="100" w:type="dxa"/>
-            </w:tcMar>
-          </w:tcPr>
-          <w:p>
-            <w:pPr>
-              <w:spacing w:before="0" w:after="0"/>
+              <w:t>{{ person.nis }} / {{ person.nisn }}</w:t>
+            </w:r>
+          </w:p>
+        </w:tc>
+        <w:tc>
+          <w:tcPr>
+            <w:tcW w:type="dxa" w:w="2000"/>
+            <w:vAlign w:val="center"/>
+            <w:tcMar>
+              <w:top w:w="80" w:type="dxa"/>
+              <w:left w:w="100" w:type="dxa"/>
+              <w:bottom w:w="80" w:type="dxa"/>
+              <w:right w:w="100" w:type="dxa"/>
+            </w:tcMar>
+          </w:tcPr>
+          <w:p>
+            <w:pPr>
+              <w:spacing w:before="0" w:after="0" w:line="252" w:lineRule="auto"/>
               <w:jc w:val="left"/>
             </w:pPr>
             <w:r>
@@ -463,34 +454,7 @@
                 <w:sz w:val="24"/>
                 <w:szCs w:val="24"/>
               </w:rPr>
-              <w:t>{{ student.nis }} / {{ student.nisn }}</w:t>
-            </w:r>
-          </w:p>
-        </w:tc>
-        <w:tc>
-          <w:tcPr>
-            <w:tcW w:type="dxa" w:w="1271"/>
-            <w:vAlign w:val="center"/>
-            <w:tcMar>
-              <w:top w:w="80" w:type="dxa"/>
-              <w:left w:w="100" w:type="dxa"/>
-              <w:bottom w:w="80" w:type="dxa"/>
-              <w:right w:w="100" w:type="dxa"/>
-            </w:tcMar>
-          </w:tcPr>
-          <w:p>
-            <w:pPr>
-              <w:spacing w:before="0" w:after="0"/>
-              <w:jc w:val="left"/>
-            </w:pPr>
-            <w:r>
-              <w:rPr>
-                <w:rFonts w:ascii="Times New Roman" w:hAnsi="Times New Roman" w:eastAsia="Times New Roman" w:cs="Times New Roman"/>
-                <w:b w:val="0"/>
-                <w:sz w:val="24"/>
-                <w:szCs w:val="24"/>
-              </w:rPr>
-              <w:t>{{ student.kelas }}</w:t>
+              <w:t>{{ person.kelas }}</w:t>
             </w:r>
           </w:p>
         </w:tc>
@@ -498,19 +462,19 @@
       <w:tr>
         <w:tc>
           <w:tcPr>
-            <w:tcW w:type="dxa" w:w="700"/>
-            <w:vAlign w:val="center"/>
-            <w:tcMar>
-              <w:top w:w="80" w:type="dxa"/>
-              <w:left w:w="100" w:type="dxa"/>
-              <w:bottom w:w="80" w:type="dxa"/>
-              <w:right w:w="100" w:type="dxa"/>
-            </w:tcMar>
-          </w:tcPr>
-          <w:p>
-            <w:pPr>
-              <w:spacing w:before="0" w:after="0"/>
-              <w:jc w:val="center"/>
+            <w:tcW w:type="dxa" w:w="650"/>
+            <w:vAlign w:val="center"/>
+            <w:tcMar>
+              <w:top w:w="80" w:type="dxa"/>
+              <w:left w:w="100" w:type="dxa"/>
+              <w:bottom w:w="80" w:type="dxa"/>
+              <w:right w:w="100" w:type="dxa"/>
+            </w:tcMar>
+          </w:tcPr>
+          <w:p>
+            <w:pPr>
+              <w:spacing w:before="0" w:after="0" w:line="252" w:lineRule="auto"/>
+              <w:jc w:val="left"/>
             </w:pPr>
             <w:r>
               <w:rPr>
@@ -525,81 +489,42 @@
         </w:tc>
         <w:tc>
           <w:tcPr>
-            <w:tcW w:type="dxa" w:w="3300"/>
-            <w:vAlign w:val="center"/>
-            <w:tcMar>
-              <w:top w:w="80" w:type="dxa"/>
-              <w:left w:w="100" w:type="dxa"/>
-              <w:bottom w:w="80" w:type="dxa"/>
-              <w:right w:w="100" w:type="dxa"/>
-            </w:tcMar>
-          </w:tcPr>
-          <w:p>
-            <w:pPr>
-              <w:spacing w:before="0" w:after="0"/>
-              <w:jc w:val="center"/>
-            </w:pPr>
-            <w:r>
-              <w:rPr>
-                <w:rFonts w:ascii="Times New Roman" w:hAnsi="Times New Roman" w:eastAsia="Times New Roman" w:cs="Times New Roman"/>
-                <w:b w:val="0"/>
-                <w:sz w:val="24"/>
-                <w:szCs w:val="24"/>
-              </w:rPr>
-            </w:r>
-          </w:p>
-        </w:tc>
-        <w:tc>
-          <w:tcPr>
-            <w:tcW w:type="dxa" w:w="3100"/>
-            <w:vAlign w:val="center"/>
-            <w:tcMar>
-              <w:top w:w="80" w:type="dxa"/>
-              <w:left w:w="100" w:type="dxa"/>
-              <w:bottom w:w="80" w:type="dxa"/>
-              <w:right w:w="100" w:type="dxa"/>
-            </w:tcMar>
-          </w:tcPr>
-          <w:p>
-            <w:pPr>
-              <w:spacing w:before="0" w:after="0"/>
-              <w:jc w:val="center"/>
-            </w:pPr>
-            <w:r>
-              <w:rPr>
-                <w:rFonts w:ascii="Times New Roman" w:hAnsi="Times New Roman" w:eastAsia="Times New Roman" w:cs="Times New Roman"/>
-                <w:b w:val="0"/>
-                <w:sz w:val="24"/>
-                <w:szCs w:val="24"/>
-              </w:rPr>
-            </w:r>
-          </w:p>
-        </w:tc>
-        <w:tc>
-          <w:tcPr>
-            <w:tcW w:type="dxa" w:w="1271"/>
-            <w:vAlign w:val="center"/>
-            <w:tcMar>
-              <w:top w:w="80" w:type="dxa"/>
-              <w:left w:w="100" w:type="dxa"/>
-              <w:bottom w:w="80" w:type="dxa"/>
-              <w:right w:w="100" w:type="dxa"/>
-            </w:tcMar>
-          </w:tcPr>
-          <w:p>
-            <w:pPr>
-              <w:spacing w:before="0" w:after="0"/>
-              <w:jc w:val="center"/>
-            </w:pPr>
-            <w:r>
-              <w:rPr>
-                <w:rFonts w:ascii="Times New Roman" w:hAnsi="Times New Roman" w:eastAsia="Times New Roman" w:cs="Times New Roman"/>
-                <w:b w:val="0"/>
-                <w:sz w:val="24"/>
-                <w:szCs w:val="24"/>
-              </w:rPr>
-            </w:r>
-          </w:p>
+            <w:tcW w:type="dxa" w:w="3700"/>
+            <w:vAlign w:val="center"/>
+            <w:tcMar>
+              <w:top w:w="80" w:type="dxa"/>
+              <w:left w:w="100" w:type="dxa"/>
+              <w:bottom w:w="80" w:type="dxa"/>
+              <w:right w:w="100" w:type="dxa"/>
+            </w:tcMar>
+          </w:tcPr>
+          <w:p/>
+        </w:tc>
+        <w:tc>
+          <w:tcPr>
+            <w:tcW w:type="dxa" w:w="2721"/>
+            <w:vAlign w:val="center"/>
+            <w:tcMar>
+              <w:top w:w="80" w:type="dxa"/>
+              <w:left w:w="100" w:type="dxa"/>
+              <w:bottom w:w="80" w:type="dxa"/>
+              <w:right w:w="100" w:type="dxa"/>
+            </w:tcMar>
+          </w:tcPr>
+          <w:p/>
+        </w:tc>
+        <w:tc>
+          <w:tcPr>
+            <w:tcW w:type="dxa" w:w="2000"/>
+            <w:vAlign w:val="center"/>
+            <w:tcMar>
+              <w:top w:w="80" w:type="dxa"/>
+              <w:left w:w="100" w:type="dxa"/>
+              <w:bottom w:w="80" w:type="dxa"/>
+              <w:right w:w="100" w:type="dxa"/>
+            </w:tcMar>
+          </w:tcPr>
+          <w:p/>
         </w:tc>
       </w:tr>
     </w:tbl>
